--- a/Reflexa/Reflexa_PRD.docx
+++ b/Reflexa/Reflexa_PRD.docx
@@ -887,7 +887,7 @@
         <w:spacing w:after="80"/>
       </w:pPr>
       <w:r>
-        <w:t xml:space="preserve">FR-5: The system shall apply the patch and execute the full test suite inside an isolated Docker sandbox, never on the host.</w:t>
+        <w:t>FR-5: The system shall apply the patch and execute the full test suite inside an isolated E2B cloud microVM sandbox, never on the host.</w:t>
       </w:r>
     </w:p>
     <w:p>
@@ -1103,11 +1103,7 @@
           </w:tcPr>
           <w:p>
             <w:r>
-              <w:rPr>
-                <w:b w:val="false"/>
-                <w:bCs w:val="false"/>
-              </w:rPr>
-              <w:t xml:space="preserve">All generated code execution is isolated in containers with no host filesystem access beyond the mounted demo repo; resource limits and timeouts are mandatory, not optional.</w:t>
+              <w:t>All generated code execution is isolated in E2B cloud microVMs with no host filesystem access beyond the mounted demo repo; resource limits and timeouts are mandatory, not optional.</w:t>
             </w:r>
           </w:p>
         </w:tc>
@@ -1248,7 +1244,7 @@
         <w:spacing w:after="80"/>
       </w:pPr>
       <w:r>
-        <w:t xml:space="preserve">Sandbox layer: one Docker container per patch attempt, with enforced resource and time limits.</w:t>
+        <w:t>Sandbox layer: one E2B cloud microVM per patch attempt, with enforced resource and time limits.</w:t>
       </w:r>
     </w:p>
     <w:p>
@@ -1714,11 +1710,7 @@
           </w:tcPr>
           <w:p>
             <w:r>
-              <w:rPr>
-                <w:b w:val="false"/>
-                <w:bCs w:val="false"/>
-              </w:rPr>
-              <w:t xml:space="preserve">Sandbox / Docker ownership</w:t>
+              <w:t>Sandbox / E2B ownership</w:t>
             </w:r>
           </w:p>
         </w:tc>
@@ -1728,11 +1720,7 @@
           </w:tcPr>
           <w:p>
             <w:r>
-              <w:rPr>
-                <w:b w:val="false"/>
-                <w:bCs w:val="false"/>
-              </w:rPr>
-              <w:t xml:space="preserve">Owned by Faraz, starting Day 1-2, not later. This is the highest-risk item on the timeline given no confirmed prior Docker/DevOps experience on either resume, so it is scheduled early rather than left until the dashboard is done.</w:t>
+              <w:t>Owned by Faraz, starting Day 1-2, not later. This is the highest-risk item on the timeline given no confirmed prior E2B experience on either resume, so it is scheduled early rather than left until the dashboard is done.</w:t>
             </w:r>
           </w:p>
         </w:tc>
